--- a/report/Digital_Banking_System_DBMS_Report.docx
+++ b/report/Digital_Banking_System_DBMS_Report.docx
@@ -2050,7 +2050,7 @@
           <w:color w:val="000000"/>
           <w:sz w:val="24"/>
         </w:rPr>
-        <w:t>The database defines enum types for user roles, account types, account statuses, transaction types, and transaction statuses. These types reduce invalid values and make queries easier to interpret. Accounts use a non-negative balance check. Transactions require a positive amount and at least one related account.</w:t>
+        <w:t>The database defines enum types for user roles, account types, account statuses, transaction types, and transaction statuses. Account states include active, frozen, and closed. These states are represented in seeded customer records so the interface can demonstrate how account access changes with status. Accounts use a non-negative balance check. Transactions require a positive amount and at least one related account.</w:t>
       </w:r>
     </w:p>
     <w:p>
@@ -2604,7 +2604,37 @@
           <w:color w:val="000000"/>
           <w:sz w:val="24"/>
         </w:rPr>
-        <w:t>The transfer_money function first validates a positive amount and distinct accounts. It deducts the amount only from an active account owned by the signed-in user and with sufficient balance. It then credits an active destination account and inserts a completed transaction record. If any validation fails, the function raises an exception and the operation does not produce a successful transfer.</w:t>
+        <w:t>The transfer_money function validates a positive amount and distinct accounts. It locks the source and destination rows in a consistent order, deducts the amount only from an active account owned by the signed-in user and with sufficient balance, credits an active destination, and inserts a completed transaction record. PostgreSQL executes the RPC statement within a transaction. If the client disconnects, the statement is cancelled, or a database error occurs before commit, the database rolls back every change from that statement.</w:t>
+      </w:r>
+    </w:p>
+    <w:p>
+      <w:pPr>
+        <w:pStyle w:val="Heading2"/>
+        <w:spacing w:before="240" w:after="120"/>
+      </w:pPr>
+      <w:r>
+        <w:rPr>
+          <w:rFonts w:ascii="Times New Roman" w:hAnsi="Times New Roman"/>
+          <w:b/>
+          <w:color w:val="000000"/>
+          <w:sz w:val="24"/>
+        </w:rPr>
+        <w:t>7.3.1 Recovery Demonstration</w:t>
+      </w:r>
+    </w:p>
+    <w:p>
+      <w:pPr>
+        <w:spacing w:after="120" w:line="360" w:lineRule="auto"/>
+      </w:pPr>
+      <w:r>
+        <w:rPr>
+          <w:rFonts w:ascii="Times New Roman" w:hAnsi="Times New Roman"/>
+          <w:b w:val="0"/>
+          <w:i w:val="0"/>
+          <w:color w:val="000000"/>
+          <w:sz w:val="24"/>
+        </w:rPr>
+        <w:t>The project includes a separate demo_interrupted_transfer function that performs a debit and inserts a pending transaction row, then deliberately raises an exception before a credit is made. The browser records the source balance and matching ledger-row count before calling the function. After the error, it reads both values again. The expected result is an unchanged balance and no additional pending row, demonstrating statement-level rollback and database consistency.</w:t>
       </w:r>
     </w:p>
     <w:p>
@@ -2683,7 +2713,7 @@
                 <w:b/>
                 <w:color w:val="FFFFFF"/>
               </w:rPr>
-              <w:t>Permitted access</w:t>
+              <w:t>Workspace and authority</w:t>
             </w:r>
           </w:p>
         </w:tc>
@@ -2723,7 +2753,7 @@
           </w:tcPr>
           <w:p>
             <w:r>
-              <w:t>View own profile, accounts, beneficiaries, and related transactions; initiate transfers.</w:t>
+              <w:t>Personal balances, account states, saved beneficiaries, transaction history, and transfers from active accounts.</w:t>
             </w:r>
           </w:p>
         </w:tc>
@@ -2765,7 +2795,7 @@
           </w:tcPr>
           <w:p>
             <w:r>
-              <w:t>Review customer and account records; update account status under policy.</w:t>
+              <w:t>Masked account review; may freeze an active account or reactivate a frozen account. Cannot change balances, assign roles, or close accounts.</w:t>
             </w:r>
           </w:p>
         </w:tc>
@@ -2805,7 +2835,7 @@
           </w:tcPr>
           <w:p>
             <w:r>
-              <w:t>Operational management across project tables and records.</w:t>
+              <w:t>System metrics, all account-state controls, account provisioning for existing customers, and role assignment for other users.</w:t>
             </w:r>
           </w:p>
         </w:tc>
@@ -2823,7 +2853,7 @@
           <w:color w:val="000000"/>
           <w:sz w:val="24"/>
         </w:rPr>
-        <w:t>Row Level Security is enabled on the core tables. This is important because the frontend is not treated as a security boundary. Even if a user changes a browser request, the database policies determine whether the request can read or write a row.</w:t>
+        <w:t>Row Level Security is enabled on the core tables. Direct account and ledger writes are revoked from browser roles; controlled security-definer functions perform transfers and management actions after checking the caller’s role. Profile updates are limited to contact fields, so a user cannot promote themselves by changing their role. The account summary view returns masked account numbers and does not include customer names or email addresses.</w:t>
       </w:r>
     </w:p>
     <w:p>
@@ -2853,7 +2883,7 @@
           <w:color w:val="000000"/>
           <w:sz w:val="24"/>
         </w:rPr>
-        <w:t>The frontend contains an authentication panel, dashboard summary cards, account list, recent activity list, transfer form, and staff review area. It also includes a demo preview so the interface can be shown before live Supabase credentials are added. In the connected version, data is loaded from Supabase tables and transfers call the database function through the client RPC API.</w:t>
+        <w:t>The frontend provides a customer banking workspace, an operations workspace for staff, and a system control center for administrators. Staff controls are limited to freeze and reactivate actions. Administrators can manage account states, assign another user’s role, provision accounts, and view system-wide counts. Staff and administrator account lists use masked account numbers instead of customer names. The customer workspace includes a dedicated interrupted-transfer demonstration with before-and-after balance and ledger checks.</w:t>
       </w:r>
     </w:p>
     <w:p>
@@ -3607,7 +3637,7 @@
           <w:color w:val="000000"/>
           <w:sz w:val="24"/>
         </w:rPr>
-        <w:t>The initial working interface has been prepared with a responsive layout and demo data. After the Supabase project is connected, the following evidence should be captured for the final submission:</w:t>
+        <w:t>The frontend includes role-specific workspaces and seeded data for twelve customers. The sample accounts include active, frozen, and closed states, while beneficiaries and transaction history provide realistic records for the demonstration. Capture the following evidence after the Supabase project is configured:</w:t>
       </w:r>
     </w:p>
     <w:p>
@@ -3622,7 +3652,7 @@
           <w:color w:val="000000"/>
           <w:sz w:val="24"/>
         </w:rPr>
-        <w:t>• Supabase table editor showing branches, profiles, accounts, beneficiaries, and transactions.</w:t>
+        <w:t>• Supabase tables showing branches, profiles, accounts, beneficiaries, and transactions.</w:t>
       </w:r>
     </w:p>
     <w:p>
@@ -3637,7 +3667,7 @@
           <w:color w:val="000000"/>
           <w:sz w:val="24"/>
         </w:rPr>
-        <w:t>• SQL Editor showing schema execution and successful demonstration queries.</w:t>
+        <w:t>• SQL Editor showing schema, policies, sample data, and demonstration queries.</w:t>
       </w:r>
     </w:p>
     <w:p>
@@ -3652,7 +3682,7 @@
           <w:color w:val="000000"/>
           <w:sz w:val="24"/>
         </w:rPr>
-        <w:t>• Auth users showing customer, staff, and admin test users.</w:t>
+        <w:t>• Auth users and the twelve linked customer profiles.</w:t>
       </w:r>
     </w:p>
     <w:p>
@@ -3667,7 +3697,7 @@
           <w:color w:val="000000"/>
           <w:sz w:val="24"/>
         </w:rPr>
-        <w:t>• Policies page showing Row Level Security enabled.</w:t>
+        <w:t>• RLS policies and role-specific workspace access.</w:t>
       </w:r>
     </w:p>
     <w:p>
@@ -3682,7 +3712,7 @@
           <w:color w:val="000000"/>
           <w:sz w:val="24"/>
         </w:rPr>
-        <w:t>• Customer dashboard showing account balance and recent transactions.</w:t>
+        <w:t>• Customer dashboard with active, frozen, or closed account status.</w:t>
       </w:r>
     </w:p>
     <w:p>
@@ -3697,7 +3727,7 @@
           <w:color w:val="000000"/>
           <w:sz w:val="24"/>
         </w:rPr>
-        <w:t>• Transfer result showing the updated balances and inserted transaction record.</w:t>
+        <w:t>• Recovery demo error with unchanged before-and-after balance and ledger count.</w:t>
       </w:r>
     </w:p>
     <w:p>
@@ -3712,7 +3742,37 @@
           <w:color w:val="000000"/>
           <w:sz w:val="24"/>
         </w:rPr>
-        <w:t>• Staff review screen showing role-specific account visibility.</w:t>
+        <w:t>• Staff account review showing masked numbers and limited status controls.</w:t>
+      </w:r>
+    </w:p>
+    <w:p>
+      <w:pPr>
+        <w:spacing w:after="120" w:line="360" w:lineRule="auto"/>
+      </w:pPr>
+      <w:r>
+        <w:rPr>
+          <w:rFonts w:ascii="Times New Roman" w:hAnsi="Times New Roman"/>
+          <w:b w:val="0"/>
+          <w:i w:val="0"/>
+          <w:color w:val="000000"/>
+          <w:sz w:val="24"/>
+        </w:rPr>
+        <w:t>• Admin console showing system metrics, role assignment, account lifecycle controls, and account provisioning.</w:t>
+      </w:r>
+    </w:p>
+    <w:p>
+      <w:pPr>
+        <w:spacing w:after="120" w:line="360" w:lineRule="auto"/>
+      </w:pPr>
+      <w:r>
+        <w:rPr>
+          <w:rFonts w:ascii="Times New Roman" w:hAnsi="Times New Roman"/>
+          <w:b w:val="0"/>
+          <w:i w:val="0"/>
+          <w:color w:val="000000"/>
+          <w:sz w:val="24"/>
+        </w:rPr>
+        <w:t>• Successful transfer with updated balances and a ledger record.</w:t>
       </w:r>
     </w:p>
     <w:p>
@@ -3930,6 +3990,47 @@
           </w:tcPr>
           <w:p>
             <w:r>
+              <w:t>Interrupted transfer demo</w:t>
+            </w:r>
+          </w:p>
+        </w:tc>
+        <w:tc>
+          <w:tcPr>
+            <w:tcW w:type="dxa" w:w="4320"/>
+            <w:tcBorders>
+              <w:top w:val="single" w:sz="4" w:color="D9D9D9"/>
+              <w:left w:val="single" w:sz="4" w:color="D9D9D9"/>
+              <w:bottom w:val="single" w:sz="4" w:color="D9D9D9"/>
+              <w:right w:val="single" w:sz="4" w:color="D9D9D9"/>
+              <w:insideH w:val="single" w:sz="4" w:color="D9D9D9"/>
+              <w:insideV w:val="single" w:sz="4" w:color="D9D9D9"/>
+            </w:tcBorders>
+            <w:vAlign w:val="center"/>
+            <w:shd w:fill="F3F6FA"/>
+          </w:tcPr>
+          <w:p>
+            <w:r>
+              <w:t>The intentional error rolls back the debit and pending transaction row.</w:t>
+            </w:r>
+          </w:p>
+        </w:tc>
+      </w:tr>
+      <w:tr>
+        <w:tc>
+          <w:tcPr>
+            <w:tcW w:type="dxa" w:w="4320"/>
+            <w:tcBorders>
+              <w:top w:val="single" w:sz="4" w:color="D9D9D9"/>
+              <w:left w:val="single" w:sz="4" w:color="D9D9D9"/>
+              <w:bottom w:val="single" w:sz="4" w:color="D9D9D9"/>
+              <w:right w:val="single" w:sz="4" w:color="D9D9D9"/>
+              <w:insideH w:val="single" w:sz="4" w:color="D9D9D9"/>
+              <w:insideV w:val="single" w:sz="4" w:color="D9D9D9"/>
+            </w:tcBorders>
+            <w:vAlign w:val="center"/>
+          </w:tcPr>
+          <w:p>
+            <w:r>
               <w:t>Insufficient balance</w:t>
             </w:r>
           </w:p>
@@ -3946,7 +4047,6 @@
               <w:insideV w:val="single" w:sz="4" w:color="D9D9D9"/>
             </w:tcBorders>
             <w:vAlign w:val="center"/>
-            <w:shd w:fill="F3F6FA"/>
           </w:tcPr>
           <w:p>
             <w:r>
@@ -3968,10 +4068,52 @@
               <w:insideV w:val="single" w:sz="4" w:color="D9D9D9"/>
             </w:tcBorders>
             <w:vAlign w:val="center"/>
+            <w:shd w:fill="F3F6FA"/>
           </w:tcPr>
           <w:p>
             <w:r>
-              <w:t>Staff account review</w:t>
+              <w:t>Staff status action</w:t>
+            </w:r>
+          </w:p>
+        </w:tc>
+        <w:tc>
+          <w:tcPr>
+            <w:tcW w:type="dxa" w:w="4320"/>
+            <w:tcBorders>
+              <w:top w:val="single" w:sz="4" w:color="D9D9D9"/>
+              <w:left w:val="single" w:sz="4" w:color="D9D9D9"/>
+              <w:bottom w:val="single" w:sz="4" w:color="D9D9D9"/>
+              <w:right w:val="single" w:sz="4" w:color="D9D9D9"/>
+              <w:insideH w:val="single" w:sz="4" w:color="D9D9D9"/>
+              <w:insideV w:val="single" w:sz="4" w:color="D9D9D9"/>
+            </w:tcBorders>
+            <w:vAlign w:val="center"/>
+            <w:shd w:fill="F3F6FA"/>
+          </w:tcPr>
+          <w:p>
+            <w:r>
+              <w:t>Staff can freeze or reactivate; closing an account is rejected.</w:t>
+            </w:r>
+          </w:p>
+        </w:tc>
+      </w:tr>
+      <w:tr>
+        <w:tc>
+          <w:tcPr>
+            <w:tcW w:type="dxa" w:w="4320"/>
+            <w:tcBorders>
+              <w:top w:val="single" w:sz="4" w:color="D9D9D9"/>
+              <w:left w:val="single" w:sz="4" w:color="D9D9D9"/>
+              <w:bottom w:val="single" w:sz="4" w:color="D9D9D9"/>
+              <w:right w:val="single" w:sz="4" w:color="D9D9D9"/>
+              <w:insideH w:val="single" w:sz="4" w:color="D9D9D9"/>
+              <w:insideV w:val="single" w:sz="4" w:color="D9D9D9"/>
+            </w:tcBorders>
+            <w:vAlign w:val="center"/>
+          </w:tcPr>
+          <w:p>
+            <w:r>
+              <w:t>Admin control</w:t>
             </w:r>
           </w:p>
         </w:tc>
@@ -3990,7 +4132,7 @@
           </w:tcPr>
           <w:p>
             <w:r>
-              <w:t>Staff can see account records under staff policy.</w:t>
+              <w:t>Admin can assign another user’s role, manage all states, and provision an account.</w:t>
             </w:r>
           </w:p>
         </w:tc>
@@ -4012,6 +4154,47 @@
           </w:tcPr>
           <w:p>
             <w:r>
+              <w:t>Masked staff/admin view</w:t>
+            </w:r>
+          </w:p>
+        </w:tc>
+        <w:tc>
+          <w:tcPr>
+            <w:tcW w:type="dxa" w:w="4320"/>
+            <w:tcBorders>
+              <w:top w:val="single" w:sz="4" w:color="D9D9D9"/>
+              <w:left w:val="single" w:sz="4" w:color="D9D9D9"/>
+              <w:bottom w:val="single" w:sz="4" w:color="D9D9D9"/>
+              <w:right w:val="single" w:sz="4" w:color="D9D9D9"/>
+              <w:insideH w:val="single" w:sz="4" w:color="D9D9D9"/>
+              <w:insideV w:val="single" w:sz="4" w:color="D9D9D9"/>
+            </w:tcBorders>
+            <w:vAlign w:val="center"/>
+            <w:shd w:fill="F3F6FA"/>
+          </w:tcPr>
+          <w:p>
+            <w:r>
+              <w:t>Account summary displays only the final four account-number digits.</w:t>
+            </w:r>
+          </w:p>
+        </w:tc>
+      </w:tr>
+      <w:tr>
+        <w:tc>
+          <w:tcPr>
+            <w:tcW w:type="dxa" w:w="4320"/>
+            <w:tcBorders>
+              <w:top w:val="single" w:sz="4" w:color="D9D9D9"/>
+              <w:left w:val="single" w:sz="4" w:color="D9D9D9"/>
+              <w:bottom w:val="single" w:sz="4" w:color="D9D9D9"/>
+              <w:right w:val="single" w:sz="4" w:color="D9D9D9"/>
+              <w:insideH w:val="single" w:sz="4" w:color="D9D9D9"/>
+              <w:insideV w:val="single" w:sz="4" w:color="D9D9D9"/>
+            </w:tcBorders>
+            <w:vAlign w:val="center"/>
+          </w:tcPr>
+          <w:p>
+            <w:r>
               <w:t>Invalid amount</w:t>
             </w:r>
           </w:p>
@@ -4028,7 +4211,6 @@
               <w:insideV w:val="single" w:sz="4" w:color="D9D9D9"/>
             </w:tcBorders>
             <w:vAlign w:val="center"/>
-            <w:shd w:fill="F3F6FA"/>
           </w:tcPr>
           <w:p>
             <w:r>
@@ -4213,7 +4395,7 @@
           </w:tcPr>
           <w:p>
             <w:r>
-              <w:t>Customer dashboard opens and role badge shows CUSTOMER.</w:t>
+              <w:t>Personal dashboard and role badge appear.</w:t>
             </w:r>
           </w:p>
         </w:tc>
@@ -4275,7 +4457,7 @@
           </w:tcPr>
           <w:p>
             <w:r>
-              <w:t>Only the signed-in customer accounts appear.</w:t>
+              <w:t>Only own accounts appear with their current state.</w:t>
             </w:r>
           </w:p>
         </w:tc>
@@ -4315,7 +4497,7 @@
           </w:tcPr>
           <w:p>
             <w:r>
-              <w:t>Enter an invalid destination</w:t>
+              <w:t>Run interrupted transfer</w:t>
             </w:r>
           </w:p>
         </w:tc>
@@ -4334,7 +4516,7 @@
           </w:tcPr>
           <w:p>
             <w:r>
-              <w:t>The interface displays destination-not-found feedback.</w:t>
+              <w:t>An error is shown; source balance and pending-row count are unchanged.</w:t>
             </w:r>
           </w:p>
         </w:tc>
@@ -4376,7 +4558,7 @@
           </w:tcPr>
           <w:p>
             <w:r>
-              <w:t>Transfer an amount within balance</w:t>
+              <w:t>Complete a valid transfer</w:t>
             </w:r>
           </w:p>
         </w:tc>
@@ -4436,7 +4618,7 @@
           </w:tcPr>
           <w:p>
             <w:r>
-              <w:t>Transfer more than balance</w:t>
+              <w:t>Attempt an over-balance transfer</w:t>
             </w:r>
           </w:p>
         </w:tc>
@@ -4455,7 +4637,7 @@
           </w:tcPr>
           <w:p>
             <w:r>
-              <w:t>The function raises an error; no partial balance update occurs.</w:t>
+              <w:t>The function raises an error; no partial update occurs.</w:t>
             </w:r>
           </w:p>
         </w:tc>
@@ -4517,7 +4699,7 @@
           </w:tcPr>
           <w:p>
             <w:r>
-              <w:t>Staff review section becomes visible.</w:t>
+              <w:t>Masked review table and limited status actions appear.</w:t>
             </w:r>
           </w:p>
         </w:tc>
@@ -4557,7 +4739,7 @@
           </w:tcPr>
           <w:p>
             <w:r>
-              <w:t>Inspect RLS</w:t>
+              <w:t>Sign in as admin</w:t>
             </w:r>
           </w:p>
         </w:tc>
@@ -4576,7 +4758,69 @@
           </w:tcPr>
           <w:p>
             <w:r>
-              <w:t>Unauthorized rows are not returned.</w:t>
+              <w:t>Metrics, role assignment, account status, and account provisioning controls appear.</w:t>
+            </w:r>
+          </w:p>
+        </w:tc>
+      </w:tr>
+      <w:tr>
+        <w:tc>
+          <w:tcPr>
+            <w:tcW w:type="dxa" w:w="2880"/>
+            <w:tcBorders>
+              <w:top w:val="single" w:sz="4" w:color="D9D9D9"/>
+              <w:left w:val="single" w:sz="4" w:color="D9D9D9"/>
+              <w:bottom w:val="single" w:sz="4" w:color="D9D9D9"/>
+              <w:right w:val="single" w:sz="4" w:color="D9D9D9"/>
+              <w:insideH w:val="single" w:sz="4" w:color="D9D9D9"/>
+              <w:insideV w:val="single" w:sz="4" w:color="D9D9D9"/>
+            </w:tcBorders>
+            <w:vAlign w:val="center"/>
+            <w:shd w:fill="F3F6FA"/>
+          </w:tcPr>
+          <w:p>
+            <w:r>
+              <w:t>T08</w:t>
+            </w:r>
+          </w:p>
+        </w:tc>
+        <w:tc>
+          <w:tcPr>
+            <w:tcW w:type="dxa" w:w="2880"/>
+            <w:tcBorders>
+              <w:top w:val="single" w:sz="4" w:color="D9D9D9"/>
+              <w:left w:val="single" w:sz="4" w:color="D9D9D9"/>
+              <w:bottom w:val="single" w:sz="4" w:color="D9D9D9"/>
+              <w:right w:val="single" w:sz="4" w:color="D9D9D9"/>
+              <w:insideH w:val="single" w:sz="4" w:color="D9D9D9"/>
+              <w:insideV w:val="single" w:sz="4" w:color="D9D9D9"/>
+            </w:tcBorders>
+            <w:vAlign w:val="center"/>
+            <w:shd w:fill="F3F6FA"/>
+          </w:tcPr>
+          <w:p>
+            <w:r>
+              <w:t>Inspect RLS</w:t>
+            </w:r>
+          </w:p>
+        </w:tc>
+        <w:tc>
+          <w:tcPr>
+            <w:tcW w:type="dxa" w:w="2880"/>
+            <w:tcBorders>
+              <w:top w:val="single" w:sz="4" w:color="D9D9D9"/>
+              <w:left w:val="single" w:sz="4" w:color="D9D9D9"/>
+              <w:bottom w:val="single" w:sz="4" w:color="D9D9D9"/>
+              <w:right w:val="single" w:sz="4" w:color="D9D9D9"/>
+              <w:insideH w:val="single" w:sz="4" w:color="D9D9D9"/>
+              <w:insideV w:val="single" w:sz="4" w:color="D9D9D9"/>
+            </w:tcBorders>
+            <w:vAlign w:val="center"/>
+            <w:shd w:fill="F3F6FA"/>
+          </w:tcPr>
+          <w:p>
+            <w:r>
+              <w:t>Unauthorized rows and direct writes are denied.</w:t>
             </w:r>
           </w:p>
         </w:tc>
@@ -4659,7 +4903,7 @@
           <w:color w:val="000000"/>
           <w:sz w:val="24"/>
         </w:rPr>
-        <w:t>• Open the Supabase project and run schema.sql in the SQL Editor.</w:t>
+        <w:t>• Run the idempotent schema and policy scripts, followed by the branch seed.</w:t>
       </w:r>
     </w:p>
     <w:p>
@@ -4674,7 +4918,7 @@
           <w:color w:val="000000"/>
           <w:sz w:val="24"/>
         </w:rPr>
-        <w:t>• Run policies.sql and confirm that RLS is enabled on the five core tables.</w:t>
+        <w:t>• Create twelve customer Auth users plus staff and admin users; link their Auth UUIDs to profiles.</w:t>
       </w:r>
     </w:p>
     <w:p>
@@ -4689,7 +4933,7 @@
           <w:color w:val="000000"/>
           <w:sz w:val="24"/>
         </w:rPr>
-        <w:t>• Create three Auth users and insert matching profile rows with customer, staff, and admin roles.</w:t>
+        <w:t>• Run demo_customers.sql to add twelve accounts, beneficiaries, and sample transactions.</w:t>
       </w:r>
     </w:p>
     <w:p>
@@ -4704,7 +4948,7 @@
           <w:color w:val="000000"/>
           <w:sz w:val="24"/>
         </w:rPr>
-        <w:t>• Insert sample accounts linked to the customer profile and add one beneficiary.</w:t>
+        <w:t>• Set the project URL and publishable key in frontend/app.js.</w:t>
       </w:r>
     </w:p>
     <w:p>
@@ -4719,7 +4963,7 @@
           <w:color w:val="000000"/>
           <w:sz w:val="24"/>
         </w:rPr>
-        <w:t>• Open the frontend and replace the Supabase URL and publishable key placeholders.</w:t>
+        <w:t>• Sign in as a customer and compare balances before and after the interrupted-transfer demonstration.</w:t>
       </w:r>
     </w:p>
     <w:p>
@@ -4734,7 +4978,7 @@
           <w:color w:val="000000"/>
           <w:sz w:val="24"/>
         </w:rPr>
-        <w:t>• Use the demo preview first to explain the interface, then sign in to show live database data.</w:t>
+        <w:t>• Perform a valid transfer and verify both balances and the ledger record.</w:t>
       </w:r>
     </w:p>
     <w:p>
@@ -4749,7 +4993,7 @@
           <w:color w:val="000000"/>
           <w:sz w:val="24"/>
         </w:rPr>
-        <w:t>• Perform a valid transfer and verify the account balances and transaction record.</w:t>
+        <w:t>• Sign in as staff to demonstrate masked accounts and limited account-status duties.</w:t>
       </w:r>
     </w:p>
     <w:p>
@@ -4764,7 +5008,7 @@
           <w:color w:val="000000"/>
           <w:sz w:val="24"/>
         </w:rPr>
-        <w:t>• Repeat the operation with an insufficient balance to demonstrate atomic failure handling.</w:t>
+        <w:t>• Sign in as admin to demonstrate system metrics, role assignment, account lifecycle control, and provisioning.</w:t>
       </w:r>
     </w:p>
     <w:p>
